--- a/docs/Propuesta_Proyecto_Grupo-ForceHub.docx
+++ b/docs/Propuesta_Proyecto_Grupo-ForceHub.docx
@@ -5,7 +5,12 @@
     <w:sdt>
       <w:sdtPr>
         <w:rPr>
+          <w:rFonts w:eastAsiaTheme="minorHAnsi"/>
           <w:color w:val="4472C4" w:themeColor="accent1"/>
+          <w:kern w:val="2"/>
+          <w:sz w:val="24"/>
+          <w:lang w:eastAsia="en-US"/>
+          <w14:ligatures w14:val="standardContextual"/>
         </w:rPr>
         <w:id w:val="-1253120993"/>
         <w:docPartObj>
@@ -15,13 +20,9 @@
       </w:sdtPr>
       <w:sdtEndPr>
         <w:rPr>
-          <w:rFonts w:eastAsiaTheme="minorHAnsi"/>
+          <w:rFonts w:ascii="Arial" w:hAnsi="Arial"/>
           <w:b/>
           <w:color w:val="auto"/>
-          <w:kern w:val="2"/>
-          <w:sz w:val="24"/>
-          <w:lang w:eastAsia="en-US"/>
-          <w14:ligatures w14:val="standardContextual"/>
         </w:rPr>
       </w:sdtEndPr>
       <w:sdtContent>
@@ -105,6 +106,7 @@
             <w:dataBinding w:prefixMappings="xmlns:ns0='http://purl.org/dc/elements/1.1/' xmlns:ns1='http://schemas.openxmlformats.org/package/2006/metadata/core-properties' " w:xpath="/ns1:coreProperties[1]/ns0:title[1]" w:storeItemID="{6C3C8BC8-F283-45AE-878A-BAB7291924A1}"/>
             <w:text/>
           </w:sdtPr>
+          <w:sdtEndPr/>
           <w:sdtContent>
             <w:p>
               <w:pPr>
@@ -131,27 +133,7 @@
                   <w:sz w:val="72"/>
                   <w:szCs w:val="72"/>
                 </w:rPr>
-                <w:t>PROYECTO GRUPO</w:t>
-              </w:r>
-              <w:r>
-                <w:rPr>
-                  <w:rFonts w:asciiTheme="majorHAnsi" w:eastAsiaTheme="majorEastAsia" w:hAnsiTheme="majorHAnsi" w:cstheme="majorBidi"/>
-                  <w:b/>
-                  <w:caps/>
-                  <w:sz w:val="72"/>
-                  <w:szCs w:val="72"/>
-                </w:rPr>
-                <w:t xml:space="preserve"> </w:t>
-              </w:r>
-              <w:r>
-                <w:rPr>
-                  <w:rFonts w:asciiTheme="majorHAnsi" w:eastAsiaTheme="majorEastAsia" w:hAnsiTheme="majorHAnsi" w:cstheme="majorBidi"/>
-                  <w:b/>
-                  <w:caps/>
-                  <w:sz w:val="72"/>
-                  <w:szCs w:val="72"/>
-                </w:rPr>
-                <w:t>FORCEHUB</w:t>
+                <w:t>PROYECTO GRUPO FORCEHUB</w:t>
               </w:r>
             </w:p>
           </w:sdtContent>
@@ -172,6 +154,7 @@
             <w:dataBinding w:prefixMappings="xmlns:ns0='http://purl.org/dc/elements/1.1/' xmlns:ns1='http://schemas.openxmlformats.org/package/2006/metadata/core-properties' " w:xpath="/ns1:coreProperties[1]/ns0:subject[1]" w:storeItemID="{6C3C8BC8-F283-45AE-878A-BAB7291924A1}"/>
             <w:text/>
           </w:sdtPr>
+          <w:sdtEndPr/>
           <w:sdtContent>
             <w:p>
               <w:pPr>
@@ -303,6 +286,7 @@
       </w:sdtPr>
       <w:sdtEndPr>
         <w:rPr>
+          <w:rFonts w:ascii="Arial" w:hAnsi="Arial"/>
           <w:bCs/>
           <w:sz w:val="24"/>
         </w:rPr>
@@ -315,6 +299,8 @@
           <w:r>
             <w:t>Índice</w:t>
           </w:r>
+          <w:bookmarkStart w:id="0" w:name="_GoBack"/>
+          <w:bookmarkEnd w:id="0"/>
         </w:p>
         <w:p>
           <w:pPr>
@@ -324,7 +310,7 @@
               <w:tab w:val="right" w:leader="dot" w:pos="8494"/>
             </w:tabs>
             <w:rPr>
-              <w:rFonts w:eastAsiaTheme="minorEastAsia"/>
+              <w:rFonts w:asciiTheme="minorHAnsi" w:eastAsiaTheme="minorEastAsia" w:hAnsiTheme="minorHAnsi"/>
               <w:noProof/>
               <w:kern w:val="0"/>
               <w:sz w:val="22"/>
@@ -341,7 +327,7 @@
           <w:r>
             <w:fldChar w:fldCharType="separate"/>
           </w:r>
-          <w:hyperlink w:anchor="_Toc215858576" w:history="1">
+          <w:hyperlink w:anchor="_Toc223718976" w:history="1">
             <w:r>
               <w:rPr>
                 <w:rStyle w:val="Hipervnculo"/>
@@ -351,7 +337,7 @@
             </w:r>
             <w:r>
               <w:rPr>
-                <w:rFonts w:eastAsiaTheme="minorEastAsia"/>
+                <w:rFonts w:asciiTheme="minorHAnsi" w:eastAsiaTheme="minorEastAsia" w:hAnsiTheme="minorHAnsi"/>
                 <w:noProof/>
                 <w:kern w:val="0"/>
                 <w:sz w:val="22"/>
@@ -386,7 +372,7 @@
                 <w:noProof/>
                 <w:webHidden/>
               </w:rPr>
-              <w:instrText xml:space="preserve"> PAGEREF _Toc215858576 \h </w:instrText>
+              <w:instrText xml:space="preserve"> PAGEREF _Toc223718976 \h </w:instrText>
             </w:r>
             <w:r>
               <w:rPr>
@@ -425,7 +411,7 @@
               <w:tab w:val="right" w:leader="dot" w:pos="8494"/>
             </w:tabs>
             <w:rPr>
-              <w:rFonts w:eastAsiaTheme="minorEastAsia"/>
+              <w:rFonts w:asciiTheme="minorHAnsi" w:eastAsiaTheme="minorEastAsia" w:hAnsiTheme="minorHAnsi"/>
               <w:noProof/>
               <w:kern w:val="0"/>
               <w:sz w:val="22"/>
@@ -433,7 +419,7 @@
               <w14:ligatures w14:val="none"/>
             </w:rPr>
           </w:pPr>
-          <w:hyperlink w:anchor="_Toc215858577" w:history="1">
+          <w:hyperlink w:anchor="_Toc223718977" w:history="1">
             <w:r>
               <w:rPr>
                 <w:rStyle w:val="Hipervnculo"/>
@@ -443,7 +429,7 @@
             </w:r>
             <w:r>
               <w:rPr>
-                <w:rFonts w:eastAsiaTheme="minorEastAsia"/>
+                <w:rFonts w:asciiTheme="minorHAnsi" w:eastAsiaTheme="minorEastAsia" w:hAnsiTheme="minorHAnsi"/>
                 <w:noProof/>
                 <w:kern w:val="0"/>
                 <w:sz w:val="22"/>
@@ -478,7 +464,7 @@
                 <w:noProof/>
                 <w:webHidden/>
               </w:rPr>
-              <w:instrText xml:space="preserve"> PAGEREF _Toc215858577 \h </w:instrText>
+              <w:instrText xml:space="preserve"> PAGEREF _Toc223718977 \h </w:instrText>
             </w:r>
             <w:r>
               <w:rPr>
@@ -517,7 +503,7 @@
               <w:tab w:val="right" w:leader="dot" w:pos="8494"/>
             </w:tabs>
             <w:rPr>
-              <w:rFonts w:eastAsiaTheme="minorEastAsia"/>
+              <w:rFonts w:asciiTheme="minorHAnsi" w:eastAsiaTheme="minorEastAsia" w:hAnsiTheme="minorHAnsi"/>
               <w:noProof/>
               <w:kern w:val="0"/>
               <w:sz w:val="22"/>
@@ -525,7 +511,7 @@
               <w14:ligatures w14:val="none"/>
             </w:rPr>
           </w:pPr>
-          <w:hyperlink w:anchor="_Toc215858578" w:history="1">
+          <w:hyperlink w:anchor="_Toc223718978" w:history="1">
             <w:r>
               <w:rPr>
                 <w:rStyle w:val="Hipervnculo"/>
@@ -535,7 +521,7 @@
             </w:r>
             <w:r>
               <w:rPr>
-                <w:rFonts w:eastAsiaTheme="minorEastAsia"/>
+                <w:rFonts w:asciiTheme="minorHAnsi" w:eastAsiaTheme="minorEastAsia" w:hAnsiTheme="minorHAnsi"/>
                 <w:noProof/>
                 <w:kern w:val="0"/>
                 <w:sz w:val="22"/>
@@ -570,7 +556,7 @@
                 <w:noProof/>
                 <w:webHidden/>
               </w:rPr>
-              <w:instrText xml:space="preserve"> PAGEREF _Toc215858578 \h </w:instrText>
+              <w:instrText xml:space="preserve"> PAGEREF _Toc223718978 \h </w:instrText>
             </w:r>
             <w:r>
               <w:rPr>
@@ -609,7 +595,7 @@
               <w:tab w:val="right" w:leader="dot" w:pos="8494"/>
             </w:tabs>
             <w:rPr>
-              <w:rFonts w:eastAsiaTheme="minorEastAsia"/>
+              <w:rFonts w:asciiTheme="minorHAnsi" w:eastAsiaTheme="minorEastAsia" w:hAnsiTheme="minorHAnsi"/>
               <w:noProof/>
               <w:kern w:val="0"/>
               <w:sz w:val="22"/>
@@ -617,7 +603,7 @@
               <w14:ligatures w14:val="none"/>
             </w:rPr>
           </w:pPr>
-          <w:hyperlink w:anchor="_Toc215858579" w:history="1">
+          <w:hyperlink w:anchor="_Toc223718979" w:history="1">
             <w:r>
               <w:rPr>
                 <w:rStyle w:val="Hipervnculo"/>
@@ -627,7 +613,7 @@
             </w:r>
             <w:r>
               <w:rPr>
-                <w:rFonts w:eastAsiaTheme="minorEastAsia"/>
+                <w:rFonts w:asciiTheme="minorHAnsi" w:eastAsiaTheme="minorEastAsia" w:hAnsiTheme="minorHAnsi"/>
                 <w:noProof/>
                 <w:kern w:val="0"/>
                 <w:sz w:val="22"/>
@@ -662,7 +648,7 @@
                 <w:noProof/>
                 <w:webHidden/>
               </w:rPr>
-              <w:instrText xml:space="preserve"> PAGEREF _Toc215858579 \h </w:instrText>
+              <w:instrText xml:space="preserve"> PAGEREF _Toc223718979 \h </w:instrText>
             </w:r>
             <w:r>
               <w:rPr>
@@ -682,7 +668,7 @@
                 <w:noProof/>
                 <w:webHidden/>
               </w:rPr>
-              <w:t>1</w:t>
+              <w:t>2</w:t>
             </w:r>
             <w:r>
               <w:rPr>
@@ -701,7 +687,7 @@
               <w:tab w:val="right" w:leader="dot" w:pos="8494"/>
             </w:tabs>
             <w:rPr>
-              <w:rFonts w:eastAsiaTheme="minorEastAsia"/>
+              <w:rFonts w:asciiTheme="minorHAnsi" w:eastAsiaTheme="minorEastAsia" w:hAnsiTheme="minorHAnsi"/>
               <w:noProof/>
               <w:kern w:val="0"/>
               <w:sz w:val="22"/>
@@ -709,7 +695,7 @@
               <w14:ligatures w14:val="none"/>
             </w:rPr>
           </w:pPr>
-          <w:hyperlink w:anchor="_Toc215858580" w:history="1">
+          <w:hyperlink w:anchor="_Toc223718980" w:history="1">
             <w:r>
               <w:rPr>
                 <w:rStyle w:val="Hipervnculo"/>
@@ -719,7 +705,7 @@
             </w:r>
             <w:r>
               <w:rPr>
-                <w:rFonts w:eastAsiaTheme="minorEastAsia"/>
+                <w:rFonts w:asciiTheme="minorHAnsi" w:eastAsiaTheme="minorEastAsia" w:hAnsiTheme="minorHAnsi"/>
                 <w:noProof/>
                 <w:kern w:val="0"/>
                 <w:sz w:val="22"/>
@@ -754,7 +740,7 @@
                 <w:noProof/>
                 <w:webHidden/>
               </w:rPr>
-              <w:instrText xml:space="preserve"> PAGEREF _Toc215858580 \h </w:instrText>
+              <w:instrText xml:space="preserve"> PAGEREF _Toc223718980 \h </w:instrText>
             </w:r>
             <w:r>
               <w:rPr>
@@ -774,7 +760,7 @@
                 <w:noProof/>
                 <w:webHidden/>
               </w:rPr>
-              <w:t>1</w:t>
+              <w:t>2</w:t>
             </w:r>
             <w:r>
               <w:rPr>
@@ -793,7 +779,7 @@
               <w:tab w:val="right" w:leader="dot" w:pos="8494"/>
             </w:tabs>
             <w:rPr>
-              <w:rFonts w:eastAsiaTheme="minorEastAsia"/>
+              <w:rFonts w:asciiTheme="minorHAnsi" w:eastAsiaTheme="minorEastAsia" w:hAnsiTheme="minorHAnsi"/>
               <w:noProof/>
               <w:kern w:val="0"/>
               <w:sz w:val="22"/>
@@ -801,7 +787,7 @@
               <w14:ligatures w14:val="none"/>
             </w:rPr>
           </w:pPr>
-          <w:hyperlink w:anchor="_Toc215858581" w:history="1">
+          <w:hyperlink w:anchor="_Toc223718981" w:history="1">
             <w:r>
               <w:rPr>
                 <w:rStyle w:val="Hipervnculo"/>
@@ -811,7 +797,7 @@
             </w:r>
             <w:r>
               <w:rPr>
-                <w:rFonts w:eastAsiaTheme="minorEastAsia"/>
+                <w:rFonts w:asciiTheme="minorHAnsi" w:eastAsiaTheme="minorEastAsia" w:hAnsiTheme="minorHAnsi"/>
                 <w:noProof/>
                 <w:kern w:val="0"/>
                 <w:sz w:val="22"/>
@@ -846,7 +832,7 @@
                 <w:noProof/>
                 <w:webHidden/>
               </w:rPr>
-              <w:instrText xml:space="preserve"> PAGEREF _Toc215858581 \h </w:instrText>
+              <w:instrText xml:space="preserve"> PAGEREF _Toc223718981 \h </w:instrText>
             </w:r>
             <w:r>
               <w:rPr>
@@ -910,12 +896,12 @@
           <w:numId w:val="4"/>
         </w:numPr>
       </w:pPr>
-      <w:bookmarkStart w:id="0" w:name="_Toc215858576"/>
+      <w:bookmarkStart w:id="1" w:name="_Toc223718976"/>
       <w:r>
         <w:lastRenderedPageBreak/>
         <w:t>Introducción</w:t>
       </w:r>
-      <w:bookmarkEnd w:id="0"/>
+      <w:bookmarkEnd w:id="1"/>
     </w:p>
     <w:p>
       <w:pPr>
@@ -948,14 +934,14 @@
         </w:numPr>
         <w:jc w:val="both"/>
       </w:pPr>
-      <w:bookmarkStart w:id="1" w:name="_Toc215858577"/>
+      <w:bookmarkStart w:id="2" w:name="_Toc223718977"/>
       <w:r>
         <w:t>Objetivo</w:t>
       </w:r>
       <w:r>
         <w:t xml:space="preserve"> general</w:t>
       </w:r>
-      <w:bookmarkEnd w:id="1"/>
+      <w:bookmarkEnd w:id="2"/>
     </w:p>
     <w:p>
       <w:pPr>
@@ -990,14 +976,14 @@
         </w:numPr>
         <w:jc w:val="both"/>
       </w:pPr>
-      <w:bookmarkStart w:id="2" w:name="_Toc215858578"/>
+      <w:bookmarkStart w:id="3" w:name="_Toc223718978"/>
       <w:r>
         <w:t>Objetivos</w:t>
       </w:r>
       <w:r>
         <w:t xml:space="preserve"> específicos</w:t>
       </w:r>
-      <w:bookmarkEnd w:id="2"/>
+      <w:bookmarkEnd w:id="3"/>
     </w:p>
     <w:p>
       <w:pPr>
@@ -1043,8 +1029,6 @@
       <w:r>
         <w:t>Desarrollar un módulo de rutinas de entrenamiento clasificadas por nivel y objetivo.</w:t>
       </w:r>
-      <w:bookmarkStart w:id="3" w:name="_GoBack"/>
-      <w:bookmarkEnd w:id="3"/>
     </w:p>
     <w:p>
       <w:pPr>
@@ -1094,8 +1078,9 @@
         </w:numPr>
         <w:jc w:val="both"/>
       </w:pPr>
-      <w:bookmarkStart w:id="4" w:name="_Toc215858579"/>
-      <w:r>
+      <w:bookmarkStart w:id="4" w:name="_Toc223718979"/>
+      <w:r>
+        <w:lastRenderedPageBreak/>
         <w:t>Estudio</w:t>
       </w:r>
       <w:r>
@@ -1128,21 +1113,35 @@
         <w:jc w:val="both"/>
       </w:pPr>
       <w:r>
-        <w:lastRenderedPageBreak/>
         <w:t>L</w:t>
       </w:r>
       <w:r>
-        <w:t>a comodidad de poder entrenar desde casa, la posibilidad de acceder a rutinas guiadas y el auge de los hábitos saludables han impulsado el uso de plataformas digitales como Ca</w:t>
-      </w:r>
-      <w:r>
-        <w:t>listeniapp, Freeletics</w:t>
-      </w:r>
+        <w:t xml:space="preserve">a comodidad de poder entrenar desde casa, la posibilidad de acceder a rutinas guiadas y el auge de los hábitos saludables han impulsado el uso de plataformas digitales como </w:t>
+      </w:r>
+      <w:proofErr w:type="spellStart"/>
+      <w:r>
+        <w:t>Ca</w:t>
+      </w:r>
+      <w:r>
+        <w:t>listeniapp</w:t>
+      </w:r>
+      <w:proofErr w:type="spellEnd"/>
+      <w:r>
+        <w:t xml:space="preserve">, </w:t>
+      </w:r>
+      <w:proofErr w:type="spellStart"/>
+      <w:r>
+        <w:t>Freeletics</w:t>
+      </w:r>
+      <w:proofErr w:type="spellEnd"/>
       <w:r>
         <w:t xml:space="preserve"> o </w:t>
       </w:r>
+      <w:proofErr w:type="spellStart"/>
       <w:r>
         <w:t>Fitbod</w:t>
       </w:r>
+      <w:proofErr w:type="spellEnd"/>
       <w:r>
         <w:t>, que combinan rutinas dinámicas, seguimiento de progreso y asesoramiento nutricional</w:t>
       </w:r>
@@ -1155,7 +1154,7 @@
           <w:numId w:val="4"/>
         </w:numPr>
       </w:pPr>
-      <w:bookmarkStart w:id="5" w:name="_Toc215858580"/>
+      <w:bookmarkStart w:id="5" w:name="_Toc223718980"/>
       <w:r>
         <w:t>P</w:t>
       </w:r>
@@ -1259,7 +1258,7 @@
           <w:numId w:val="4"/>
         </w:numPr>
       </w:pPr>
-      <w:bookmarkStart w:id="6" w:name="_Toc215858581"/>
+      <w:bookmarkStart w:id="6" w:name="_Toc223718981"/>
       <w:r>
         <w:t>Valor diferencial</w:t>
       </w:r>
@@ -1383,7 +1382,7 @@
       <w:p>
         <w:pPr>
           <w:pStyle w:val="Piedepgina"/>
-          <w:jc w:val="center"/>
+          <w:jc w:val="right"/>
         </w:pPr>
         <w:r>
           <w:fldChar w:fldCharType="begin"/>
@@ -1398,7 +1397,7 @@
           <w:rPr>
             <w:noProof/>
           </w:rPr>
-          <w:t>2</w:t>
+          <w:t>1</w:t>
         </w:r>
         <w:r>
           <w:fldChar w:fldCharType="end"/>
@@ -3024,11 +3023,12 @@
   <w:style w:type="paragraph" w:default="1" w:styleId="Normal">
     <w:name w:val="Normal"/>
     <w:qFormat/>
-    <w:rsid w:val="003E14A1"/>
+    <w:rsid w:val="00A12CF0"/>
     <w:pPr>
       <w:spacing w:line="360" w:lineRule="auto"/>
     </w:pPr>
     <w:rPr>
+      <w:rFonts w:ascii="Arial" w:hAnsi="Arial"/>
       <w:sz w:val="24"/>
     </w:rPr>
   </w:style>
@@ -3047,7 +3047,7 @@
       <w:outlineLvl w:val="0"/>
     </w:pPr>
     <w:rPr>
-      <w:rFonts w:ascii="Arial" w:eastAsiaTheme="majorEastAsia" w:hAnsi="Arial" w:cstheme="majorBidi"/>
+      <w:rFonts w:eastAsiaTheme="majorEastAsia" w:cstheme="majorBidi"/>
       <w:b/>
       <w:szCs w:val="40"/>
     </w:rPr>
@@ -3068,7 +3068,7 @@
       <w:outlineLvl w:val="1"/>
     </w:pPr>
     <w:rPr>
-      <w:rFonts w:ascii="Arial" w:eastAsiaTheme="majorEastAsia" w:hAnsi="Arial" w:cstheme="majorBidi"/>
+      <w:rFonts w:eastAsiaTheme="majorEastAsia" w:cstheme="majorBidi"/>
       <w:b/>
       <w:szCs w:val="32"/>
     </w:rPr>
@@ -3764,7 +3764,7 @@
     <w:charset w:val="00"/>
     <w:family w:val="roman"/>
     <w:pitch w:val="variable"/>
-    <w:sig w:usb0="E0002AFF" w:usb1="C0007843" w:usb2="00000009" w:usb3="00000000" w:csb0="000001FF" w:csb1="00000000"/>
+    <w:sig w:usb0="E0002EFF" w:usb1="C000785B" w:usb2="00000009" w:usb3="00000000" w:csb0="000001FF" w:csb1="00000000"/>
   </w:font>
   <w:font w:name="Courier New">
     <w:panose1 w:val="02070309020205020404"/>
@@ -3792,21 +3792,21 @@
     <w:charset w:val="00"/>
     <w:family w:val="swiss"/>
     <w:pitch w:val="variable"/>
-    <w:sig w:usb0="E00002FF" w:usb1="4000ACFF" w:usb2="00000001" w:usb3="00000000" w:csb0="0000019F" w:csb1="00000000"/>
+    <w:sig w:usb0="E4002EFF" w:usb1="C000247B" w:usb2="00000009" w:usb3="00000000" w:csb0="000001FF" w:csb1="00000000"/>
   </w:font>
   <w:font w:name="Arial">
     <w:panose1 w:val="020B0604020202020204"/>
     <w:charset w:val="00"/>
     <w:family w:val="swiss"/>
     <w:pitch w:val="variable"/>
-    <w:sig w:usb0="E0002AFF" w:usb1="C0007843" w:usb2="00000009" w:usb3="00000000" w:csb0="000001FF" w:csb1="00000000"/>
+    <w:sig w:usb0="E0002EFF" w:usb1="C000785B" w:usb2="00000009" w:usb3="00000000" w:csb0="000001FF" w:csb1="00000000"/>
   </w:font>
   <w:font w:name="Calibri Light">
     <w:panose1 w:val="020F0302020204030204"/>
     <w:charset w:val="00"/>
     <w:family w:val="swiss"/>
     <w:pitch w:val="variable"/>
-    <w:sig w:usb0="A00002EF" w:usb1="4000207B" w:usb2="00000000" w:usb3="00000000" w:csb0="0000009F" w:csb1="00000000"/>
+    <w:sig w:usb0="E4002EFF" w:usb1="C000247B" w:usb2="00000009" w:usb3="00000000" w:csb0="000001FF" w:csb1="00000000"/>
   </w:font>
 </w:fonts>
 </file>
@@ -3827,7 +3827,9 @@
   </w:compat>
   <w:rsids>
     <w:rsidRoot w:val="006D3513"/>
+    <w:rsid w:val="00004AC2"/>
     <w:rsid w:val="006D3513"/>
+    <w:rsid w:val="00DE11A5"/>
     <w:rsid w:val="00E06303"/>
   </w:rsids>
   <m:mathPr>
@@ -4590,7 +4592,7 @@
 </file>
 
 <file path=customXml/itemProps1.xml><?xml version="1.0" encoding="utf-8"?>
-<ds:datastoreItem xmlns:ds="http://schemas.openxmlformats.org/officeDocument/2006/customXml" ds:itemID="{58B6AE2F-84B4-44FC-8F7F-2B81A1BE6CAF}">
+<ds:datastoreItem xmlns:ds="http://schemas.openxmlformats.org/officeDocument/2006/customXml" ds:itemID="{8A4D8A1C-8827-4244-92EC-09B908AF0F8D}">
   <ds:schemaRefs>
     <ds:schemaRef ds:uri="http://schemas.openxmlformats.org/officeDocument/2006/bibliography"/>
   </ds:schemaRefs>
